--- a/bài 5.docx
+++ b/bài 5.docx
@@ -14,6 +14,8 @@
           <w:lang w:eastAsia="zh-CN"/>
         </w:rPr>
       </w:pPr>
+      <w:bookmarkStart w:id="0" w:name="_GoBack"/>
+      <w:bookmarkEnd w:id="0"/>
       <w:r>
         <w:rPr>
           <w:rFonts w:ascii="Times New Roman" w:eastAsia="DengXian" w:hAnsi="Times New Roman" w:cs="Times New Roman"/>
@@ -1065,10 +1067,11 @@
           <w:szCs w:val="24"/>
           <w:lang w:eastAsia="vi-VN"/>
         </w:rPr>
+        <w:lastRenderedPageBreak/>
         <w:drawing>
           <wp:inline distT="0" distB="0" distL="0" distR="0">
-            <wp:extent cx="2629112" cy="1478875"/>
-            <wp:effectExtent l="0" t="0" r="0" b="7620"/>
+            <wp:extent cx="6014722" cy="3383280"/>
+            <wp:effectExtent l="0" t="0" r="5080" b="7620"/>
             <wp:docPr id="7" name="Picture 7" descr="C:\Users\Admin\OneDrive\Pictures\Ảnh chụp màn hình\Ảnh chụp màn hình (228).png"/>
             <wp:cNvGraphicFramePr>
               <a:graphicFrameLocks xmlns:a="http://schemas.openxmlformats.org/drawingml/2006/main" noChangeAspect="1"/>
@@ -1098,7 +1101,7 @@
                   <pic:spPr bwMode="auto">
                     <a:xfrm>
                       <a:off x="0" y="0"/>
-                      <a:ext cx="2656609" cy="1494342"/>
+                      <a:ext cx="6150667" cy="3459749"/>
                     </a:xfrm>
                     <a:prstGeom prst="rect">
                       <a:avLst/>
@@ -1123,6 +1126,17 @@
         </w:rPr>
         <w:t xml:space="preserve"> </w:t>
       </w:r>
+    </w:p>
+    <w:p>
+      <w:pPr>
+        <w:spacing w:before="100" w:beforeAutospacing="1" w:after="100" w:afterAutospacing="1" w:line="240" w:lineRule="auto"/>
+        <w:rPr>
+          <w:rFonts w:ascii="Times New Roman" w:eastAsia="Times New Roman" w:hAnsi="Times New Roman" w:cs="Times New Roman"/>
+          <w:sz w:val="24"/>
+          <w:szCs w:val="24"/>
+          <w:lang w:eastAsia="vi-VN"/>
+        </w:rPr>
+      </w:pPr>
       <w:r>
         <w:rPr>
           <w:rFonts w:ascii="Times New Roman" w:eastAsia="Times New Roman" w:hAnsi="Times New Roman" w:cs="Times New Roman"/>
@@ -1133,8 +1147,8 @@
         </w:rPr>
         <w:drawing>
           <wp:inline distT="0" distB="0" distL="0" distR="0">
-            <wp:extent cx="2628900" cy="1478756"/>
-            <wp:effectExtent l="0" t="0" r="0" b="7620"/>
+            <wp:extent cx="6014720" cy="3383280"/>
+            <wp:effectExtent l="0" t="0" r="5080" b="7620"/>
             <wp:docPr id="8" name="Picture 8" descr="C:\Users\Admin\OneDrive\Pictures\Ảnh chụp màn hình\Ảnh chụp màn hình (229).png"/>
             <wp:cNvGraphicFramePr>
               <a:graphicFrameLocks xmlns:a="http://schemas.openxmlformats.org/drawingml/2006/main" noChangeAspect="1"/>
@@ -1164,7 +1178,7 @@
                   <pic:spPr bwMode="auto">
                     <a:xfrm flipH="1">
                       <a:off x="0" y="0"/>
-                      <a:ext cx="2655504" cy="1493721"/>
+                      <a:ext cx="6098572" cy="3430447"/>
                     </a:xfrm>
                     <a:prstGeom prst="rect">
                       <a:avLst/>
@@ -1202,8 +1216,8 @@
         <w:lastRenderedPageBreak/>
         <w:drawing>
           <wp:inline distT="0" distB="0" distL="0" distR="0">
-            <wp:extent cx="2651760" cy="1491615"/>
-            <wp:effectExtent l="0" t="0" r="0" b="0"/>
+            <wp:extent cx="6014720" cy="3383280"/>
+            <wp:effectExtent l="0" t="0" r="5080" b="7620"/>
             <wp:docPr id="10" name="Picture 10" descr="C:\Users\Admin\OneDrive\Pictures\Ảnh chụp màn hình\Ảnh chụp màn hình (230).png"/>
             <wp:cNvGraphicFramePr>
               <a:graphicFrameLocks xmlns:a="http://schemas.openxmlformats.org/drawingml/2006/main" noChangeAspect="1"/>
@@ -1233,7 +1247,7 @@
                   <pic:spPr bwMode="auto">
                     <a:xfrm>
                       <a:off x="0" y="0"/>
-                      <a:ext cx="2698599" cy="1517962"/>
+                      <a:ext cx="6138345" cy="3452819"/>
                     </a:xfrm>
                     <a:prstGeom prst="rect">
                       <a:avLst/>
@@ -1258,6 +1272,17 @@
         </w:rPr>
         <w:t xml:space="preserve"> </w:t>
       </w:r>
+    </w:p>
+    <w:p>
+      <w:pPr>
+        <w:spacing w:before="100" w:beforeAutospacing="1" w:after="100" w:afterAutospacing="1" w:line="240" w:lineRule="auto"/>
+        <w:rPr>
+          <w:rFonts w:ascii="Times New Roman" w:eastAsia="Times New Roman" w:hAnsi="Times New Roman" w:cs="Times New Roman"/>
+          <w:sz w:val="24"/>
+          <w:szCs w:val="24"/>
+          <w:lang w:eastAsia="vi-VN"/>
+        </w:rPr>
+      </w:pPr>
       <w:r>
         <w:rPr>
           <w:rFonts w:ascii="Times New Roman" w:eastAsia="Times New Roman" w:hAnsi="Times New Roman" w:cs="Times New Roman"/>
@@ -1268,7 +1293,7 @@
         </w:rPr>
         <w:drawing>
           <wp:inline distT="0" distB="0" distL="0" distR="0">
-            <wp:extent cx="2682240" cy="1508760"/>
+            <wp:extent cx="6035040" cy="3394710"/>
             <wp:effectExtent l="0" t="0" r="3810" b="0"/>
             <wp:docPr id="11" name="Picture 11" descr="C:\Users\Admin\OneDrive\Pictures\Ảnh chụp màn hình\Ảnh chụp màn hình (231).png"/>
             <wp:cNvGraphicFramePr>
@@ -1299,7 +1324,7 @@
                   <pic:spPr bwMode="auto">
                     <a:xfrm>
                       <a:off x="0" y="0"/>
-                      <a:ext cx="2746645" cy="1544988"/>
+                      <a:ext cx="6196709" cy="3485649"/>
                     </a:xfrm>
                     <a:prstGeom prst="rect">
                       <a:avLst/>
@@ -1454,7 +1479,17 @@
           <w:szCs w:val="24"/>
           <w:lang w:eastAsia="vi-VN"/>
         </w:rPr>
-        <w:t xml:space="preserve"> Nhận thấy giới hạn của AI trong việc tạo hình chính xác các loài cây đặc thù, tôi quyết định sử dụng ảnh chụp thực tế có sẵn. Đóng góp của AI ở bước này được chuyển hướng sang việc dùng công cụ </w:t>
+        <w:t xml:space="preserve"> Nhận thấy giới hạn của AI trong việc tạo hình chính xác các loài cây đặc thù, tôi quyết định sử dụng ảnh chụp thực tế có sẵn. Đóng </w:t>
+      </w:r>
+      <w:r>
+        <w:rPr>
+          <w:rFonts w:ascii="Times New Roman" w:eastAsia="Times New Roman" w:hAnsi="Times New Roman" w:cs="Times New Roman"/>
+          <w:sz w:val="24"/>
+          <w:szCs w:val="24"/>
+          <w:lang w:eastAsia="vi-VN"/>
+        </w:rPr>
+        <w:lastRenderedPageBreak/>
+        <w:t xml:space="preserve">góp của AI ở bước này được chuyển hướng sang việc dùng công cụ </w:t>
       </w:r>
       <w:r>
         <w:rPr>
@@ -1672,6 +1707,7 @@
       <w:r>
         <w:rPr>
           <w:rFonts w:ascii="Times New Roman" w:eastAsia="Times New Roman" w:hAnsi="Times New Roman" w:cs="Times New Roman"/>
+          <w:noProof/>
           <w:sz w:val="24"/>
           <w:szCs w:val="24"/>
           <w:lang w:eastAsia="vi-VN"/>
@@ -1725,6 +1761,7 @@
       <w:r>
         <w:rPr>
           <w:rFonts w:ascii="Times New Roman" w:eastAsia="Times New Roman" w:hAnsi="Times New Roman" w:cs="Times New Roman"/>
+          <w:noProof/>
           <w:sz w:val="24"/>
           <w:szCs w:val="24"/>
           <w:lang w:eastAsia="vi-VN"/>
@@ -1768,6 +1805,7 @@
       <w:r>
         <w:rPr>
           <w:rFonts w:ascii="Times New Roman" w:eastAsia="Times New Roman" w:hAnsi="Times New Roman" w:cs="Times New Roman"/>
+          <w:noProof/>
           <w:sz w:val="24"/>
           <w:szCs w:val="24"/>
           <w:lang w:eastAsia="vi-VN"/>
@@ -1957,8 +1995,6 @@
           <w:lang w:eastAsia="vi-VN"/>
         </w:rPr>
       </w:pPr>
-      <w:bookmarkStart w:id="0" w:name="_GoBack"/>
-      <w:bookmarkEnd w:id="0"/>
     </w:p>
     <w:p>
       <w:pPr>
